--- a/PhanCongCongViec.docx
+++ b/PhanCongCongViec.docx
@@ -5,9 +5,9 @@
     <w:tbl>
       <w:tblPr>
         <w:tblStyle w:val="6"/>
-        <w:tblpPr w:leftFromText="180" w:rightFromText="180" w:vertAnchor="page" w:horzAnchor="page" w:tblpX="1135" w:tblpY="1880"/>
+        <w:tblpPr w:leftFromText="180" w:rightFromText="180" w:vertAnchor="page" w:horzAnchor="page" w:tblpX="1728" w:tblpY="1874"/>
         <w:tblOverlap w:val="never"/>
-        <w:tblW w:w="9865" w:type="dxa"/>
+        <w:tblW w:w="9212" w:type="dxa"/>
         <w:tblInd w:w="0" w:type="dxa"/>
         <w:tblBorders>
           <w:top w:val="single" w:color="auto" w:sz="4" w:space="0"/>
@@ -19,15 +19,16 @@
         </w:tblBorders>
         <w:tblLayout w:type="fixed"/>
         <w:tblCellMar>
+          <w:top w:w="0" w:type="dxa"/>
           <w:left w:w="108" w:type="dxa"/>
+          <w:bottom w:w="0" w:type="dxa"/>
           <w:right w:w="108" w:type="dxa"/>
         </w:tblCellMar>
       </w:tblPr>
       <w:tblGrid>
         <w:gridCol w:w="656"/>
         <w:gridCol w:w="1967"/>
-        <w:gridCol w:w="6112"/>
-        <w:gridCol w:w="1130"/>
+        <w:gridCol w:w="6589"/>
       </w:tblGrid>
       <w:tr>
         <w:tblPrEx>
@@ -39,6 +40,12 @@
             <w:insideH w:val="single" w:color="auto" w:sz="4" w:space="0"/>
             <w:insideV w:val="single" w:color="auto" w:sz="4" w:space="0"/>
           </w:tblBorders>
+          <w:tblCellMar>
+            <w:top w:w="0" w:type="dxa"/>
+            <w:left w:w="108" w:type="dxa"/>
+            <w:bottom w:w="0" w:type="dxa"/>
+            <w:right w:w="108" w:type="dxa"/>
+          </w:tblCellMar>
         </w:tblPrEx>
         <w:tc>
           <w:tcPr>
@@ -47,6 +54,7 @@
           </w:tcPr>
           <w:p>
             <w:pPr>
+              <w:widowControl w:val="0"/>
               <w:jc w:val="center"/>
               <w:rPr>
                 <w:rFonts w:hint="default" w:ascii="Times New Roman" w:hAnsi="Times New Roman" w:cs="Times New Roman"/>
@@ -60,7 +68,6 @@
                 <w:lang w:val="vi-VN"/>
               </w:rPr>
             </w:pPr>
-            <w:bookmarkStart w:id="0" w:name="_GoBack"/>
             <w:r>
               <w:rPr>
                 <w:rFonts w:hint="default" w:ascii="Times New Roman" w:hAnsi="Times New Roman" w:cs="Times New Roman"/>
@@ -84,6 +91,7 @@
           </w:tcPr>
           <w:p>
             <w:pPr>
+              <w:widowControl w:val="0"/>
               <w:jc w:val="center"/>
               <w:rPr>
                 <w:rFonts w:hint="default" w:ascii="Times New Roman" w:hAnsi="Times New Roman" w:cs="Times New Roman"/>
@@ -115,11 +123,12 @@
         </w:tc>
         <w:tc>
           <w:tcPr>
-            <w:tcW w:w="6112" w:type="dxa"/>
+            <w:tcW w:w="6589" w:type="dxa"/>
             <w:vAlign w:val="center"/>
           </w:tcPr>
           <w:p>
             <w:pPr>
+              <w:widowControl w:val="0"/>
               <w:jc w:val="center"/>
               <w:rPr>
                 <w:rFonts w:hint="default" w:ascii="Times New Roman" w:hAnsi="Times New Roman" w:cs="Times New Roman"/>
@@ -146,42 +155,6 @@
                 <w:lang w:val="vi-VN"/>
               </w:rPr>
               <w:t>CÔNG VIỆC</w:t>
-            </w:r>
-          </w:p>
-        </w:tc>
-        <w:tc>
-          <w:tcPr>
-            <w:tcW w:w="1130" w:type="dxa"/>
-            <w:vAlign w:val="center"/>
-          </w:tcPr>
-          <w:p>
-            <w:pPr>
-              <w:jc w:val="center"/>
-              <w:rPr>
-                <w:rFonts w:hint="default" w:ascii="Times New Roman" w:hAnsi="Times New Roman" w:cs="Times New Roman"/>
-                <w:b w:val="0"/>
-                <w:bCs w:val="0"/>
-                <w:color w:val="auto"/>
-                <w:sz w:val="22"/>
-                <w:szCs w:val="22"/>
-                <w:shd w:val="clear" w:color="auto" w:fill="auto"/>
-                <w:vertAlign w:val="baseline"/>
-                <w:lang w:val="vi-VN"/>
-              </w:rPr>
-            </w:pPr>
-            <w:r>
-              <w:rPr>
-                <w:rFonts w:hint="default" w:ascii="Times New Roman" w:hAnsi="Times New Roman" w:cs="Times New Roman"/>
-                <w:b w:val="0"/>
-                <w:bCs w:val="0"/>
-                <w:color w:val="auto"/>
-                <w:sz w:val="22"/>
-                <w:szCs w:val="22"/>
-                <w:shd w:val="clear" w:color="auto" w:fill="auto"/>
-                <w:vertAlign w:val="baseline"/>
-                <w:lang w:val="vi-VN"/>
-              </w:rPr>
-              <w:t>ĐÓNG GÓP</w:t>
             </w:r>
           </w:p>
         </w:tc>
@@ -197,7 +170,9 @@
             <w:insideV w:val="single" w:color="auto" w:sz="4" w:space="0"/>
           </w:tblBorders>
           <w:tblCellMar>
+            <w:top w:w="0" w:type="dxa"/>
             <w:left w:w="108" w:type="dxa"/>
+            <w:bottom w:w="0" w:type="dxa"/>
             <w:right w:w="108" w:type="dxa"/>
           </w:tblCellMar>
         </w:tblPrEx>
@@ -208,6 +183,7 @@
           </w:tcPr>
           <w:p>
             <w:pPr>
+              <w:widowControl w:val="0"/>
               <w:jc w:val="center"/>
               <w:rPr>
                 <w:rFonts w:hint="default" w:ascii="Times New Roman" w:hAnsi="Times New Roman" w:cs="Times New Roman"/>
@@ -244,6 +220,7 @@
           </w:tcPr>
           <w:p>
             <w:pPr>
+              <w:widowControl w:val="0"/>
               <w:jc w:val="left"/>
               <w:rPr>
                 <w:rFonts w:hint="default" w:ascii="Times New Roman" w:hAnsi="Times New Roman" w:cs="Times New Roman"/>
@@ -274,6 +251,7 @@
           </w:p>
           <w:p>
             <w:pPr>
+              <w:widowControl w:val="0"/>
               <w:jc w:val="left"/>
               <w:rPr>
                 <w:rFonts w:hint="default" w:ascii="Times New Roman" w:hAnsi="Times New Roman" w:cs="Times New Roman"/>
@@ -290,6 +268,7 @@
           </w:p>
           <w:p>
             <w:pPr>
+              <w:widowControl w:val="0"/>
               <w:jc w:val="left"/>
               <w:rPr>
                 <w:rFonts w:hint="default" w:ascii="Times New Roman" w:hAnsi="Times New Roman" w:cs="Times New Roman"/>
@@ -321,10 +300,11 @@
         </w:tc>
         <w:tc>
           <w:tcPr>
-            <w:tcW w:w="6112" w:type="dxa"/>
+            <w:tcW w:w="6589" w:type="dxa"/>
           </w:tcPr>
           <w:p>
             <w:pPr>
+              <w:widowControl w:val="0"/>
               <w:jc w:val="left"/>
               <w:rPr>
                 <w:rFonts w:hint="default" w:ascii="Times New Roman" w:hAnsi="Times New Roman"/>
@@ -353,6 +333,7 @@
           </w:p>
           <w:p>
             <w:pPr>
+              <w:widowControl w:val="0"/>
               <w:jc w:val="left"/>
               <w:rPr>
                 <w:rFonts w:hint="default" w:ascii="Times New Roman" w:hAnsi="Times New Roman"/>
@@ -408,6 +389,7 @@
           </w:p>
           <w:p>
             <w:pPr>
+              <w:widowControl w:val="0"/>
               <w:jc w:val="left"/>
               <w:rPr>
                 <w:rFonts w:hint="default" w:ascii="Times New Roman" w:hAnsi="Times New Roman"/>
@@ -532,6 +514,7 @@
           </w:p>
           <w:p>
             <w:pPr>
+              <w:widowControl w:val="0"/>
               <w:jc w:val="left"/>
               <w:rPr>
                 <w:rFonts w:hint="default" w:ascii="Times New Roman" w:hAnsi="Times New Roman"/>
@@ -601,6 +584,7 @@
           </w:p>
           <w:p>
             <w:pPr>
+              <w:widowControl w:val="0"/>
               <w:jc w:val="left"/>
               <w:rPr>
                 <w:rFonts w:hint="default" w:ascii="Times New Roman" w:hAnsi="Times New Roman"/>
@@ -683,6 +667,7 @@
           </w:p>
           <w:p>
             <w:pPr>
+              <w:widowControl w:val="0"/>
               <w:jc w:val="left"/>
               <w:rPr>
                 <w:rFonts w:hint="default" w:ascii="Times New Roman" w:hAnsi="Times New Roman"/>
@@ -713,6 +698,7 @@
           </w:p>
           <w:p>
             <w:pPr>
+              <w:widowControl w:val="0"/>
               <w:jc w:val="left"/>
               <w:rPr>
                 <w:rFonts w:hint="default" w:ascii="Times New Roman" w:hAnsi="Times New Roman"/>
@@ -795,6 +781,7 @@
           </w:p>
           <w:p>
             <w:pPr>
+              <w:widowControl w:val="0"/>
               <w:jc w:val="left"/>
               <w:rPr>
                 <w:rFonts w:hint="default" w:ascii="Times New Roman" w:hAnsi="Times New Roman" w:cs="Times New Roman"/>
@@ -834,42 +821,6 @@
                 <w:lang w:val="vi-VN"/>
               </w:rPr>
               <w:t>Kiểm tra và chỉnh sửa Báo cáo.</w:t>
-            </w:r>
-          </w:p>
-        </w:tc>
-        <w:tc>
-          <w:tcPr>
-            <w:tcW w:w="1130" w:type="dxa"/>
-            <w:vAlign w:val="center"/>
-          </w:tcPr>
-          <w:p>
-            <w:pPr>
-              <w:jc w:val="center"/>
-              <w:rPr>
-                <w:rFonts w:hint="default" w:ascii="Times New Roman" w:hAnsi="Times New Roman" w:cs="Times New Roman"/>
-                <w:b w:val="0"/>
-                <w:bCs w:val="0"/>
-                <w:color w:val="auto"/>
-                <w:sz w:val="22"/>
-                <w:szCs w:val="22"/>
-                <w:shd w:val="clear" w:color="auto" w:fill="auto"/>
-                <w:vertAlign w:val="baseline"/>
-                <w:lang w:val="vi-VN"/>
-              </w:rPr>
-            </w:pPr>
-            <w:r>
-              <w:rPr>
-                <w:rFonts w:hint="default" w:ascii="Times New Roman" w:hAnsi="Times New Roman" w:cs="Times New Roman"/>
-                <w:b w:val="0"/>
-                <w:bCs w:val="0"/>
-                <w:color w:val="auto"/>
-                <w:sz w:val="22"/>
-                <w:szCs w:val="22"/>
-                <w:shd w:val="clear" w:color="auto" w:fill="auto"/>
-                <w:vertAlign w:val="baseline"/>
-                <w:lang w:val="vi-VN"/>
-              </w:rPr>
-              <w:t>50%</w:t>
             </w:r>
           </w:p>
         </w:tc>
@@ -885,7 +836,9 @@
             <w:insideV w:val="single" w:color="auto" w:sz="4" w:space="0"/>
           </w:tblBorders>
           <w:tblCellMar>
+            <w:top w:w="0" w:type="dxa"/>
             <w:left w:w="108" w:type="dxa"/>
+            <w:bottom w:w="0" w:type="dxa"/>
             <w:right w:w="108" w:type="dxa"/>
           </w:tblCellMar>
         </w:tblPrEx>
@@ -896,6 +849,7 @@
           </w:tcPr>
           <w:p>
             <w:pPr>
+              <w:widowControl w:val="0"/>
               <w:jc w:val="center"/>
               <w:rPr>
                 <w:rFonts w:hint="default" w:ascii="Times New Roman" w:hAnsi="Times New Roman" w:cs="Times New Roman"/>
@@ -932,6 +886,7 @@
           </w:tcPr>
           <w:p>
             <w:pPr>
+              <w:widowControl w:val="0"/>
               <w:jc w:val="left"/>
               <w:rPr>
                 <w:rFonts w:hint="default" w:ascii="Times New Roman" w:hAnsi="Times New Roman" w:cs="Times New Roman"/>
@@ -962,6 +917,7 @@
           </w:p>
           <w:p>
             <w:pPr>
+              <w:widowControl w:val="0"/>
               <w:jc w:val="left"/>
               <w:rPr>
                 <w:rFonts w:hint="default" w:ascii="Times New Roman" w:hAnsi="Times New Roman" w:cs="Times New Roman"/>
@@ -978,6 +934,7 @@
           </w:p>
           <w:p>
             <w:pPr>
+              <w:widowControl w:val="0"/>
               <w:jc w:val="left"/>
               <w:rPr>
                 <w:rFonts w:hint="default" w:ascii="Times New Roman" w:hAnsi="Times New Roman" w:cs="Times New Roman"/>
@@ -1009,10 +966,12 @@
         </w:tc>
         <w:tc>
           <w:tcPr>
-            <w:tcW w:w="6112" w:type="dxa"/>
+            <w:tcW w:w="6589" w:type="dxa"/>
           </w:tcPr>
           <w:p>
             <w:pPr>
+              <w:widowControl w:val="0"/>
+              <w:jc w:val="both"/>
               <w:rPr>
                 <w:rFonts w:hint="default" w:ascii="Times New Roman" w:hAnsi="Times New Roman"/>
                 <w:b w:val="0"/>
@@ -1094,6 +1053,8 @@
           </w:p>
           <w:p>
             <w:pPr>
+              <w:widowControl w:val="0"/>
+              <w:jc w:val="both"/>
               <w:rPr>
                 <w:rFonts w:hint="default" w:ascii="Times New Roman" w:hAnsi="Times New Roman"/>
                 <w:b w:val="0"/>
@@ -1121,6 +1082,8 @@
           </w:p>
           <w:p>
             <w:pPr>
+              <w:widowControl w:val="0"/>
+              <w:jc w:val="both"/>
               <w:rPr>
                 <w:rFonts w:hint="default" w:ascii="Times New Roman" w:hAnsi="Times New Roman"/>
                 <w:b w:val="0"/>
@@ -1148,6 +1111,8 @@
           </w:p>
           <w:p>
             <w:pPr>
+              <w:widowControl w:val="0"/>
+              <w:jc w:val="both"/>
               <w:rPr>
                 <w:rFonts w:hint="default" w:ascii="Times New Roman" w:hAnsi="Times New Roman"/>
                 <w:b w:val="0"/>
@@ -1175,29 +1140,61 @@
           </w:p>
           <w:p>
             <w:pPr>
-              <w:rPr>
-                <w:rFonts w:hint="default" w:ascii="Times New Roman" w:hAnsi="Times New Roman"/>
-                <w:b w:val="0"/>
-                <w:bCs w:val="0"/>
-                <w:color w:val="auto"/>
-                <w:sz w:val="22"/>
-                <w:szCs w:val="22"/>
-                <w:shd w:val="clear" w:color="auto" w:fill="auto"/>
-                <w:vertAlign w:val="baseline"/>
-                <w:lang w:val="vi-VN"/>
-              </w:rPr>
-            </w:pPr>
-            <w:r>
-              <w:rPr>
-                <w:rFonts w:hint="default" w:ascii="Times New Roman" w:hAnsi="Times New Roman"/>
-                <w:b w:val="0"/>
-                <w:bCs w:val="0"/>
-                <w:color w:val="auto"/>
-                <w:sz w:val="22"/>
-                <w:szCs w:val="22"/>
-                <w:shd w:val="clear" w:color="auto" w:fill="auto"/>
-                <w:vertAlign w:val="baseline"/>
-                <w:lang w:val="vi-VN"/>
+              <w:widowControl w:val="0"/>
+              <w:jc w:val="both"/>
+              <w:rPr>
+                <w:rFonts w:hint="default" w:ascii="Times New Roman" w:hAnsi="Times New Roman"/>
+                <w:b w:val="0"/>
+                <w:bCs w:val="0"/>
+                <w:color w:val="auto"/>
+                <w:sz w:val="22"/>
+                <w:szCs w:val="22"/>
+                <w:shd w:val="clear" w:color="auto" w:fill="auto"/>
+                <w:vertAlign w:val="baseline"/>
+                <w:lang w:val="vi-VN"/>
+              </w:rPr>
+            </w:pPr>
+            <w:r>
+              <w:rPr>
+                <w:rFonts w:hint="default" w:ascii="Times New Roman" w:hAnsi="Times New Roman"/>
+                <w:b w:val="0"/>
+                <w:bCs w:val="0"/>
+                <w:color w:val="auto"/>
+                <w:sz w:val="22"/>
+                <w:szCs w:val="22"/>
+                <w:shd w:val="clear" w:color="auto" w:fill="auto"/>
+                <w:vertAlign w:val="baseline"/>
+                <w:lang w:val="vi-VN"/>
+              </w:rPr>
+              <w:t>- Tham gia đánh giá các model ở bước 2 và lựa chọn những model tốt nhất để tiến hành tối ưu siêu tham số và tuning threshold.</w:t>
+            </w:r>
+          </w:p>
+          <w:p>
+            <w:pPr>
+              <w:widowControl w:val="0"/>
+              <w:jc w:val="both"/>
+              <w:rPr>
+                <w:rFonts w:hint="default" w:ascii="Times New Roman" w:hAnsi="Times New Roman"/>
+                <w:b w:val="0"/>
+                <w:bCs w:val="0"/>
+                <w:color w:val="auto"/>
+                <w:sz w:val="22"/>
+                <w:szCs w:val="22"/>
+                <w:shd w:val="clear" w:color="auto" w:fill="auto"/>
+                <w:vertAlign w:val="baseline"/>
+                <w:lang w:val="vi-VN"/>
+              </w:rPr>
+            </w:pPr>
+            <w:r>
+              <w:rPr>
+                <w:rFonts w:hint="default" w:ascii="Times New Roman" w:hAnsi="Times New Roman"/>
+                <w:b w:val="0"/>
+                <w:bCs w:val="0"/>
+                <w:color w:val="auto"/>
+                <w:sz w:val="22"/>
+                <w:szCs w:val="22"/>
+                <w:shd w:val="clear" w:color="auto" w:fill="auto"/>
+                <w:vertAlign w:val="baseline"/>
               </w:rPr>
               <w:t xml:space="preserve">- </w:t>
             </w:r>
@@ -1213,13 +1210,82 @@
                 <w:vertAlign w:val="baseline"/>
                 <w:lang w:val="vi-VN"/>
               </w:rPr>
-              <w:t>Tham gia đánh giá các model ở bước 2 và lựa chọn những model tốt nhất để tiến hành tối ưu siêu tham số và tuning threshold.</w:t>
-            </w:r>
-          </w:p>
-          <w:p>
-            <w:pPr>
-              <w:rPr>
-                <w:rFonts w:hint="default" w:ascii="Times New Roman" w:hAnsi="Times New Roman"/>
+              <w:t xml:space="preserve">Tham gia giám </w:t>
+            </w:r>
+            <w:r>
+              <w:rPr>
+                <w:rFonts w:hint="default" w:ascii="Times New Roman" w:hAnsi="Times New Roman"/>
+                <w:b w:val="0"/>
+                <w:bCs w:val="0"/>
+                <w:color w:val="auto"/>
+                <w:sz w:val="22"/>
+                <w:szCs w:val="22"/>
+                <w:shd w:val="clear" w:color="auto" w:fill="auto"/>
+                <w:vertAlign w:val="baseline"/>
+              </w:rPr>
+              <w:t>sát quá trình chạy hội tụ của RandomizedSearchCV và trích xuất bảng kết quả chốt ngưỡng Threshold</w:t>
+            </w:r>
+            <w:r>
+              <w:rPr>
+                <w:rFonts w:hint="default" w:ascii="Times New Roman" w:hAnsi="Times New Roman"/>
+                <w:b w:val="0"/>
+                <w:bCs w:val="0"/>
+                <w:color w:val="auto"/>
+                <w:sz w:val="22"/>
+                <w:szCs w:val="22"/>
+                <w:shd w:val="clear" w:color="auto" w:fill="auto"/>
+                <w:vertAlign w:val="baseline"/>
+                <w:lang w:val="vi-VN"/>
+              </w:rPr>
+              <w:t xml:space="preserve"> </w:t>
+            </w:r>
+            <w:r>
+              <w:rPr>
+                <w:rFonts w:hint="default" w:ascii="Times New Roman" w:hAnsi="Times New Roman"/>
+                <w:b w:val="0"/>
+                <w:bCs w:val="0"/>
+                <w:color w:val="auto"/>
+                <w:sz w:val="22"/>
+                <w:szCs w:val="22"/>
+                <w:shd w:val="clear" w:color="auto" w:fill="auto"/>
+                <w:vertAlign w:val="baseline"/>
+              </w:rPr>
+              <w:t xml:space="preserve">của tất cả </w:t>
+            </w:r>
+            <w:r>
+              <w:rPr>
+                <w:rFonts w:hint="default" w:ascii="Times New Roman" w:hAnsi="Times New Roman"/>
+                <w:b w:val="0"/>
+                <w:bCs w:val="0"/>
+                <w:color w:val="auto"/>
+                <w:sz w:val="22"/>
+                <w:szCs w:val="22"/>
+                <w:shd w:val="clear" w:color="auto" w:fill="auto"/>
+                <w:vertAlign w:val="baseline"/>
+                <w:lang w:val="vi-VN"/>
+              </w:rPr>
+              <w:t xml:space="preserve">các mô hình </w:t>
+            </w:r>
+            <w:r>
+              <w:rPr>
+                <w:rFonts w:hint="default" w:ascii="Times New Roman" w:hAnsi="Times New Roman"/>
+                <w:b w:val="0"/>
+                <w:bCs w:val="0"/>
+                <w:color w:val="auto"/>
+                <w:sz w:val="22"/>
+                <w:szCs w:val="22"/>
+                <w:shd w:val="clear" w:color="auto" w:fill="auto"/>
+                <w:vertAlign w:val="baseline"/>
+              </w:rPr>
+              <w:t>.</w:t>
+            </w:r>
+          </w:p>
+          <w:p>
+            <w:pPr>
+              <w:widowControl w:val="0"/>
+              <w:jc w:val="both"/>
+              <w:rPr>
+                <w:rFonts w:hint="default" w:ascii="Times New Roman" w:hAnsi="Times New Roman" w:cs="Times New Roman"/>
                 <w:b w:val="0"/>
                 <w:bCs w:val="0"/>
                 <w:color w:val="auto"/>
@@ -1255,152 +1321,7 @@
                 <w:vertAlign w:val="baseline"/>
                 <w:lang w:val="vi-VN"/>
               </w:rPr>
-              <w:t xml:space="preserve">Tham gia giám </w:t>
-            </w:r>
-            <w:r>
-              <w:rPr>
-                <w:rFonts w:hint="default" w:ascii="Times New Roman" w:hAnsi="Times New Roman"/>
-                <w:b w:val="0"/>
-                <w:bCs w:val="0"/>
-                <w:color w:val="auto"/>
-                <w:sz w:val="22"/>
-                <w:szCs w:val="22"/>
-                <w:shd w:val="clear" w:color="auto" w:fill="auto"/>
-                <w:vertAlign w:val="baseline"/>
-              </w:rPr>
-              <w:t>sát quá trình chạy hội tụ của RandomizedSearchCV và trích xuất bảng kết quả chốt ngưỡng Threshold</w:t>
-            </w:r>
-            <w:r>
-              <w:rPr>
-                <w:rFonts w:hint="default" w:ascii="Times New Roman" w:hAnsi="Times New Roman"/>
-                <w:b w:val="0"/>
-                <w:bCs w:val="0"/>
-                <w:color w:val="auto"/>
-                <w:sz w:val="22"/>
-                <w:szCs w:val="22"/>
-                <w:shd w:val="clear" w:color="auto" w:fill="auto"/>
-                <w:vertAlign w:val="baseline"/>
-                <w:lang w:val="vi-VN"/>
-              </w:rPr>
-              <w:t xml:space="preserve"> </w:t>
-            </w:r>
-            <w:r>
-              <w:rPr>
-                <w:rFonts w:hint="default" w:ascii="Times New Roman" w:hAnsi="Times New Roman"/>
-                <w:b w:val="0"/>
-                <w:bCs w:val="0"/>
-                <w:color w:val="auto"/>
-                <w:sz w:val="22"/>
-                <w:szCs w:val="22"/>
-                <w:shd w:val="clear" w:color="auto" w:fill="auto"/>
-                <w:vertAlign w:val="baseline"/>
-              </w:rPr>
-              <w:t xml:space="preserve">của tất cả </w:t>
-            </w:r>
-            <w:r>
-              <w:rPr>
-                <w:rFonts w:hint="default" w:ascii="Times New Roman" w:hAnsi="Times New Roman"/>
-                <w:b w:val="0"/>
-                <w:bCs w:val="0"/>
-                <w:color w:val="auto"/>
-                <w:sz w:val="22"/>
-                <w:szCs w:val="22"/>
-                <w:shd w:val="clear" w:color="auto" w:fill="auto"/>
-                <w:vertAlign w:val="baseline"/>
-                <w:lang w:val="vi-VN"/>
-              </w:rPr>
-              <w:t xml:space="preserve">các mô hình </w:t>
-            </w:r>
-            <w:r>
-              <w:rPr>
-                <w:rFonts w:hint="default" w:ascii="Times New Roman" w:hAnsi="Times New Roman"/>
-                <w:b w:val="0"/>
-                <w:bCs w:val="0"/>
-                <w:color w:val="auto"/>
-                <w:sz w:val="22"/>
-                <w:szCs w:val="22"/>
-                <w:shd w:val="clear" w:color="auto" w:fill="auto"/>
-                <w:vertAlign w:val="baseline"/>
-              </w:rPr>
-              <w:t>.</w:t>
-            </w:r>
-          </w:p>
-          <w:p>
-            <w:pPr>
-              <w:rPr>
-                <w:rFonts w:hint="default" w:ascii="Times New Roman" w:hAnsi="Times New Roman" w:cs="Times New Roman"/>
-                <w:b w:val="0"/>
-                <w:bCs w:val="0"/>
-                <w:color w:val="auto"/>
-                <w:sz w:val="22"/>
-                <w:szCs w:val="22"/>
-                <w:shd w:val="clear" w:color="auto" w:fill="auto"/>
-                <w:vertAlign w:val="baseline"/>
-                <w:lang w:val="vi-VN"/>
-              </w:rPr>
-            </w:pPr>
-            <w:r>
-              <w:rPr>
-                <w:rFonts w:hint="default" w:ascii="Times New Roman" w:hAnsi="Times New Roman"/>
-                <w:b w:val="0"/>
-                <w:bCs w:val="0"/>
-                <w:color w:val="auto"/>
-                <w:sz w:val="22"/>
-                <w:szCs w:val="22"/>
-                <w:shd w:val="clear" w:color="auto" w:fill="auto"/>
-                <w:vertAlign w:val="baseline"/>
-              </w:rPr>
-              <w:t xml:space="preserve">- </w:t>
-            </w:r>
-            <w:r>
-              <w:rPr>
-                <w:rFonts w:hint="default" w:ascii="Times New Roman" w:hAnsi="Times New Roman"/>
-                <w:b w:val="0"/>
-                <w:bCs w:val="0"/>
-                <w:color w:val="auto"/>
-                <w:sz w:val="22"/>
-                <w:szCs w:val="22"/>
-                <w:shd w:val="clear" w:color="auto" w:fill="auto"/>
-                <w:vertAlign w:val="baseline"/>
-                <w:lang w:val="vi-VN"/>
-              </w:rPr>
               <w:t>Tổng hợp tài liệu, tham gia viết Báo cáo.</w:t>
-            </w:r>
-          </w:p>
-        </w:tc>
-        <w:tc>
-          <w:tcPr>
-            <w:tcW w:w="1130" w:type="dxa"/>
-            <w:vAlign w:val="center"/>
-          </w:tcPr>
-          <w:p>
-            <w:pPr>
-              <w:jc w:val="center"/>
-              <w:rPr>
-                <w:rFonts w:hint="default" w:ascii="Times New Roman" w:hAnsi="Times New Roman" w:cs="Times New Roman"/>
-                <w:b w:val="0"/>
-                <w:bCs w:val="0"/>
-                <w:color w:val="auto"/>
-                <w:sz w:val="22"/>
-                <w:szCs w:val="22"/>
-                <w:shd w:val="clear" w:color="auto" w:fill="auto"/>
-                <w:vertAlign w:val="baseline"/>
-                <w:lang w:val="vi-VN"/>
-              </w:rPr>
-            </w:pPr>
-            <w:r>
-              <w:rPr>
-                <w:rFonts w:hint="default" w:ascii="Times New Roman" w:hAnsi="Times New Roman" w:cs="Times New Roman"/>
-                <w:b w:val="0"/>
-                <w:bCs w:val="0"/>
-                <w:color w:val="auto"/>
-                <w:sz w:val="22"/>
-                <w:szCs w:val="22"/>
-                <w:shd w:val="clear" w:color="auto" w:fill="auto"/>
-                <w:vertAlign w:val="baseline"/>
-                <w:lang w:val="vi-VN"/>
-              </w:rPr>
-              <w:t>25%</w:t>
             </w:r>
           </w:p>
         </w:tc>
@@ -1416,7 +1337,9 @@
             <w:insideV w:val="single" w:color="auto" w:sz="4" w:space="0"/>
           </w:tblBorders>
           <w:tblCellMar>
+            <w:top w:w="0" w:type="dxa"/>
             <w:left w:w="108" w:type="dxa"/>
+            <w:bottom w:w="0" w:type="dxa"/>
             <w:right w:w="108" w:type="dxa"/>
           </w:tblCellMar>
         </w:tblPrEx>
@@ -1427,6 +1350,7 @@
           </w:tcPr>
           <w:p>
             <w:pPr>
+              <w:widowControl w:val="0"/>
               <w:jc w:val="center"/>
               <w:rPr>
                 <w:rFonts w:hint="default" w:ascii="Times New Roman" w:hAnsi="Times New Roman" w:cs="Times New Roman"/>
@@ -1558,10 +1482,12 @@
         </w:tc>
         <w:tc>
           <w:tcPr>
-            <w:tcW w:w="6112" w:type="dxa"/>
+            <w:tcW w:w="6589" w:type="dxa"/>
           </w:tcPr>
           <w:p>
             <w:pPr>
+              <w:widowControl w:val="0"/>
+              <w:jc w:val="both"/>
               <w:rPr>
                 <w:rFonts w:hint="default" w:ascii="Times New Roman" w:hAnsi="Times New Roman"/>
                 <w:b w:val="0"/>
@@ -1631,6 +1557,8 @@
           </w:p>
           <w:p>
             <w:pPr>
+              <w:widowControl w:val="0"/>
+              <w:jc w:val="both"/>
               <w:rPr>
                 <w:rFonts w:hint="default" w:ascii="Times New Roman" w:hAnsi="Times New Roman"/>
                 <w:b w:val="0"/>
@@ -1658,6 +1586,8 @@
           </w:p>
           <w:p>
             <w:pPr>
+              <w:widowControl w:val="0"/>
+              <w:jc w:val="both"/>
               <w:rPr>
                 <w:rFonts w:hint="default" w:ascii="Times New Roman" w:hAnsi="Times New Roman"/>
                 <w:b w:val="0"/>
@@ -1739,6 +1669,8 @@
           </w:p>
           <w:p>
             <w:pPr>
+              <w:widowControl w:val="0"/>
+              <w:jc w:val="both"/>
               <w:rPr>
                 <w:rFonts w:hint="default" w:ascii="Times New Roman" w:hAnsi="Times New Roman" w:cs="Times New Roman"/>
                 <w:b w:val="0"/>
@@ -1776,49 +1708,15 @@
                 <w:lang w:val="vi-VN"/>
               </w:rPr>
               <w:t>Tổng hợp tài liệu, tham gia viết Báo cáo.</w:t>
-            </w:r>
-          </w:p>
-        </w:tc>
-        <w:tc>
-          <w:tcPr>
-            <w:tcW w:w="1130" w:type="dxa"/>
-            <w:vAlign w:val="center"/>
-          </w:tcPr>
-          <w:p>
-            <w:pPr>
-              <w:jc w:val="center"/>
-              <w:rPr>
-                <w:rFonts w:hint="default" w:ascii="Times New Roman" w:hAnsi="Times New Roman" w:cs="Times New Roman"/>
-                <w:b w:val="0"/>
-                <w:bCs w:val="0"/>
-                <w:color w:val="auto"/>
-                <w:sz w:val="22"/>
-                <w:szCs w:val="22"/>
-                <w:shd w:val="clear" w:color="auto" w:fill="auto"/>
-                <w:vertAlign w:val="baseline"/>
-                <w:lang w:val="vi-VN"/>
-              </w:rPr>
-            </w:pPr>
-            <w:r>
-              <w:rPr>
-                <w:rFonts w:hint="default" w:ascii="Times New Roman" w:hAnsi="Times New Roman" w:cs="Times New Roman"/>
-                <w:b w:val="0"/>
-                <w:bCs w:val="0"/>
-                <w:color w:val="auto"/>
-                <w:sz w:val="22"/>
-                <w:szCs w:val="22"/>
-                <w:shd w:val="clear" w:color="auto" w:fill="auto"/>
-                <w:vertAlign w:val="baseline"/>
-                <w:lang w:val="vi-VN"/>
-              </w:rPr>
-              <w:t>25%</w:t>
             </w:r>
           </w:p>
         </w:tc>
       </w:tr>
+    </w:tbl>
+    <w:p>
+      <w:bookmarkStart w:id="0" w:name="_GoBack"/>
       <w:bookmarkEnd w:id="0"/>
-    </w:tbl>
-    <w:p/>
+    </w:p>
     <w:sectPr>
       <w:pgSz w:w="11906" w:h="16838"/>
       <w:pgMar w:top="1440" w:right="1800" w:bottom="1440" w:left="1800" w:header="720" w:footer="720" w:gutter="0"/>
@@ -1905,7 +1803,7 @@
     <w:lsdException w:qFormat="1" w:unhideWhenUsed="0" w:uiPriority="0" w:semiHidden="0" w:name="Title"/>
     <w:lsdException w:unhideWhenUsed="0" w:uiPriority="0" w:semiHidden="0" w:name="Closing"/>
     <w:lsdException w:unhideWhenUsed="0" w:uiPriority="0" w:semiHidden="0" w:name="Signature"/>
-    <w:lsdException w:unhideWhenUsed="0" w:uiPriority="0" w:name="Default Paragraph Font"/>
+    <w:lsdException w:qFormat="1" w:unhideWhenUsed="0" w:uiPriority="0" w:name="Default Paragraph Font"/>
     <w:lsdException w:unhideWhenUsed="0" w:uiPriority="0" w:semiHidden="0" w:name="Body Text"/>
     <w:lsdException w:unhideWhenUsed="0" w:uiPriority="0" w:semiHidden="0" w:name="Body Text Indent"/>
     <w:lsdException w:unhideWhenUsed="0" w:uiPriority="0" w:semiHidden="0" w:name="List Continue"/>
@@ -2101,6 +1999,7 @@
   <w:style w:type="character" w:default="1" w:styleId="2">
     <w:name w:val="Default Paragraph Font"/>
     <w:semiHidden/>
+    <w:qFormat/>
     <w:uiPriority w:val="0"/>
   </w:style>
   <w:style w:type="table" w:default="1" w:styleId="3">
